--- a/documents/docx/02-pre-agreement-quotation.docx
+++ b/documents/docx/02-pre-agreement-quotation.docx
@@ -5105,7 +5105,7 @@
           <w:sz w:val="21"/>
           <w:szCs w:val="21"/>
         </w:rPr>
-        <w:t xml:space="preserve">We would rather help you than penalise you. Call us on +264 81 264 6222 </w:t>
+        <w:t xml:space="preserve">We would rather help you than penalise you. Call us on +264 81 281 9840 </w:t>
       </w:r>
       <w:r>
         <w:rPr>
@@ -6047,7 +6047,7 @@
           <w:sz w:val="21"/>
           <w:szCs w:val="21"/>
         </w:rPr>
-        <w:t xml:space="preserve">Speak to the officer who assisted you first. If that does not resolve it, put your complaint in writing to the Principal Officer of QuickServe Cashloan at the address and email on this letterhead, or on +264 81 264 6222.</w:t>
+        <w:t xml:space="preserve">Speak to the officer who assisted you first. If that does not resolve it, put your complaint in writing to the Principal Officer of QuickServe Cashloan at the address and email on this letterhead, or on +264 81 281 9840.</w:t>
       </w:r>
     </w:p>
     <w:p>
@@ -7428,7 +7428,7 @@
         <w:sz w:val="15"/>
         <w:szCs w:val="15"/>
       </w:rPr>
-      <w:t xml:space="preserve">Cell +264 81 281 9840   ·   WhatsApp +264 81 264 6222</w:t>
+      <w:t xml:space="preserve">Cell &amp; WhatsApp +264 81 281 9840</w:t>
     </w:r>
   </w:p>
   <w:p>
